--- a/Store System Guide.docx
+++ b/Store System Guide.docx
@@ -77,7 +77,7 @@
       </w:pPr>
       <w:r>
         <w:pict w14:anchorId="2A72F1C0">
-          <v:rect id="_x0000_i1285" style="width:0;height:1.5pt" o:hralign="center" o:hrstd="t" o:hr="t"/>
+          <v:rect id="_x0000_i1025" style="width:0;height:1.5pt" o:hralign="center" o:hrstd="t" o:hr="t"/>
         </w:pict>
       </w:r>
     </w:p>
@@ -720,7 +720,7 @@
       </w:pPr>
       <w:r>
         <w:pict w14:anchorId="16B12699">
-          <v:rect id="_x0000_i1286" style="width:0;height:1.5pt" o:hralign="center" o:hrstd="t" o:hr="t"/>
+          <v:rect id="_x0000_i1026" style="width:0;height:1.5pt" o:hralign="center" o:hrstd="t" o:hr="t"/>
         </w:pict>
       </w:r>
     </w:p>
@@ -1153,7 +1153,7 @@
       </w:pPr>
       <w:r>
         <w:pict w14:anchorId="252278E0">
-          <v:rect id="_x0000_i1287" style="width:0;height:1.5pt" o:hralign="center" o:hrstd="t" o:hr="t"/>
+          <v:rect id="_x0000_i1027" style="width:0;height:1.5pt" o:hralign="center" o:hrstd="t" o:hr="t"/>
         </w:pict>
       </w:r>
     </w:p>
@@ -1839,7 +1839,7 @@
       </w:pPr>
       <w:r>
         <w:pict w14:anchorId="3683F32E">
-          <v:rect id="_x0000_i1288" style="width:0;height:1.5pt" o:hralign="center" o:hrstd="t" o:hr="t"/>
+          <v:rect id="_x0000_i1028" style="width:0;height:1.5pt" o:hralign="center" o:hrstd="t" o:hr="t"/>
         </w:pict>
       </w:r>
     </w:p>
@@ -2036,6 +2036,7 @@
         <w:rPr>
           <w:rFonts w:ascii="Arial" w:hAnsi="Arial" w:cs="Arial"/>
         </w:rPr>
+        <w:lastRenderedPageBreak/>
         <w:t>واجهة</w:t>
       </w:r>
       <w:proofErr w:type="spellEnd"/>
@@ -2260,7 +2261,7 @@
       </w:pPr>
       <w:r>
         <w:pict w14:anchorId="7F150253">
-          <v:rect id="_x0000_i1289" style="width:0;height:1.5pt" o:hralign="center" o:hrstd="t" o:hr="t"/>
+          <v:rect id="_x0000_i1029" style="width:0;height:1.5pt" o:hralign="center" o:hrstd="t" o:hr="t"/>
         </w:pict>
       </w:r>
     </w:p>
@@ -3347,8 +3348,9 @@
         <w:bidi/>
       </w:pPr>
       <w:r>
+        <w:lastRenderedPageBreak/>
         <w:pict w14:anchorId="64072974">
-          <v:rect id="_x0000_i1290" style="width:0;height:1.5pt" o:hralign="center" o:hrstd="t" o:hr="t"/>
+          <v:rect id="_x0000_i1030" style="width:0;height:1.5pt" o:hralign="center" o:hrstd="t" o:hr="t"/>
         </w:pict>
       </w:r>
     </w:p>
@@ -3609,7 +3611,6 @@
         <w:rPr>
           <w:rFonts w:ascii="Arial" w:hAnsi="Arial" w:cs="Arial"/>
         </w:rPr>
-        <w:lastRenderedPageBreak/>
         <w:t>العلاقات</w:t>
       </w:r>
       <w:proofErr w:type="spellEnd"/>
@@ -3892,7 +3893,7 @@
       </w:pPr>
       <w:r>
         <w:pict w14:anchorId="01CE385D">
-          <v:rect id="_x0000_i1291" style="width:0;height:1.5pt" o:hralign="center" o:hrstd="t" o:hr="t"/>
+          <v:rect id="_x0000_i1031" style="width:0;height:1.5pt" o:hralign="center" o:hrstd="t" o:hr="t"/>
         </w:pict>
       </w:r>
     </w:p>
@@ -4271,6 +4272,7 @@
         <w:rPr>
           <w:rFonts w:ascii="Arial" w:hAnsi="Arial" w:cs="Arial"/>
         </w:rPr>
+        <w:lastRenderedPageBreak/>
         <w:t>المستخدمون</w:t>
       </w:r>
       <w:proofErr w:type="spellEnd"/>
@@ -4503,7 +4505,7 @@
       </w:pPr>
       <w:r>
         <w:pict w14:anchorId="5F54E681">
-          <v:rect id="_x0000_i1292" style="width:0;height:1.5pt" o:hralign="center" o:hrstd="t" o:hr="t"/>
+          <v:rect id="_x0000_i1032" style="width:0;height:1.5pt" o:hralign="center" o:hrstd="t" o:hr="t"/>
         </w:pict>
       </w:r>
     </w:p>
@@ -4516,7 +4518,6 @@
       <w:bookmarkEnd w:id="15"/>
       <w:bookmarkEnd w:id="20"/>
       <w:r>
-        <w:lastRenderedPageBreak/>
         <w:t xml:space="preserve">8. </w:t>
       </w:r>
       <w:proofErr w:type="spellStart"/>
@@ -4884,7 +4885,7 @@
       </w:pPr>
       <w:r>
         <w:pict w14:anchorId="571BCED6">
-          <v:rect id="_x0000_i1293" style="width:0;height:1.5pt" o:hralign="center" o:hrstd="t" o:hr="t"/>
+          <v:rect id="_x0000_i1033" style="width:0;height:1.5pt" o:hralign="center" o:hrstd="t" o:hr="t"/>
         </w:pict>
       </w:r>
     </w:p>
@@ -4965,6 +4966,7 @@
         <w:rPr>
           <w:rFonts w:ascii="Arial" w:hAnsi="Arial" w:cs="Arial"/>
         </w:rPr>
+        <w:lastRenderedPageBreak/>
         <w:t>واجهات</w:t>
       </w:r>
       <w:proofErr w:type="spellEnd"/>
@@ -5128,7 +5130,7 @@
       </w:pPr>
       <w:r>
         <w:pict w14:anchorId="60DACEC4">
-          <v:rect id="_x0000_i1294" style="width:0;height:1.5pt" o:hralign="center" o:hrstd="t" o:hr="t"/>
+          <v:rect id="_x0000_i1034" style="width:0;height:1.5pt" o:hralign="center" o:hrstd="t" o:hr="t"/>
         </w:pict>
       </w:r>
     </w:p>
@@ -5581,6 +5583,457 @@
       <w:bookmarkEnd w:id="26"/>
       <w:bookmarkEnd w:id="28"/>
       <w:proofErr w:type="spellEnd"/>
+    </w:p>
+    <w:p>
+      <w:pPr>
+        <w:pStyle w:val="Compact"/>
+        <w:bidi/>
+        <w:rPr>
+          <w:rFonts w:ascii="Arial" w:hAnsi="Arial" w:cs="Arial"/>
+        </w:rPr>
+      </w:pPr>
+    </w:p>
+    <w:tbl>
+      <w:tblPr>
+        <w:tblW w:w="7416" w:type="dxa"/>
+        <w:jc w:val="center"/>
+        <w:tblCellSpacing w:w="15" w:type="dxa"/>
+        <w:tblCellMar>
+          <w:top w:w="15" w:type="dxa"/>
+          <w:left w:w="15" w:type="dxa"/>
+          <w:bottom w:w="15" w:type="dxa"/>
+          <w:right w:w="15" w:type="dxa"/>
+        </w:tblCellMar>
+        <w:tblLook w:val="04A0" w:firstRow="1" w:lastRow="0" w:firstColumn="1" w:lastColumn="0" w:noHBand="0" w:noVBand="1"/>
+      </w:tblPr>
+      <w:tblGrid>
+        <w:gridCol w:w="807"/>
+        <w:gridCol w:w="3941"/>
+        <w:gridCol w:w="2668"/>
+      </w:tblGrid>
+      <w:tr>
+        <w:trPr>
+          <w:trHeight w:val="452"/>
+          <w:tblHeader/>
+          <w:tblCellSpacing w:w="15" w:type="dxa"/>
+          <w:jc w:val="center"/>
+        </w:trPr>
+        <w:tc>
+          <w:tcPr>
+            <w:tcW w:w="0" w:type="auto"/>
+            <w:vAlign w:val="center"/>
+            <w:hideMark/>
+          </w:tcPr>
+          <w:p>
+            <w:pPr>
+              <w:pStyle w:val="Compact"/>
+              <w:bidi/>
+              <w:rPr>
+                <w:b/>
+                <w:bCs/>
+              </w:rPr>
+            </w:pPr>
+            <w:r>
+              <w:rPr>
+                <w:b/>
+                <w:bCs/>
+                <w:rtl/>
+              </w:rPr>
+              <w:t>المرحلة</w:t>
+            </w:r>
+          </w:p>
+        </w:tc>
+        <w:tc>
+          <w:tcPr>
+            <w:tcW w:w="0" w:type="auto"/>
+            <w:vAlign w:val="center"/>
+            <w:hideMark/>
+          </w:tcPr>
+          <w:p>
+            <w:pPr>
+              <w:pStyle w:val="Compact"/>
+              <w:bidi/>
+              <w:rPr>
+                <w:b/>
+                <w:bCs/>
+              </w:rPr>
+            </w:pPr>
+            <w:r>
+              <w:rPr>
+                <w:b/>
+                <w:bCs/>
+                <w:rtl/>
+              </w:rPr>
+              <w:t>العمل</w:t>
+            </w:r>
+          </w:p>
+        </w:tc>
+        <w:tc>
+          <w:tcPr>
+            <w:tcW w:w="0" w:type="auto"/>
+            <w:vAlign w:val="center"/>
+            <w:hideMark/>
+          </w:tcPr>
+          <w:p>
+            <w:pPr>
+              <w:pStyle w:val="Compact"/>
+              <w:bidi/>
+              <w:rPr>
+                <w:b/>
+                <w:bCs/>
+              </w:rPr>
+            </w:pPr>
+            <w:r>
+              <w:rPr>
+                <w:b/>
+                <w:bCs/>
+                <w:rtl/>
+              </w:rPr>
+              <w:t>الهدف</w:t>
+            </w:r>
+          </w:p>
+        </w:tc>
+      </w:tr>
+      <w:tr>
+        <w:trPr>
+          <w:trHeight w:val="474"/>
+          <w:tblCellSpacing w:w="15" w:type="dxa"/>
+          <w:jc w:val="center"/>
+        </w:trPr>
+        <w:tc>
+          <w:tcPr>
+            <w:tcW w:w="0" w:type="auto"/>
+            <w:vAlign w:val="center"/>
+            <w:hideMark/>
+          </w:tcPr>
+          <w:p>
+            <w:pPr>
+              <w:pStyle w:val="Compact"/>
+              <w:bidi/>
+            </w:pPr>
+            <w:r>
+              <w:t>1</w:t>
+            </w:r>
+          </w:p>
+        </w:tc>
+        <w:tc>
+          <w:tcPr>
+            <w:tcW w:w="0" w:type="auto"/>
+            <w:vAlign w:val="center"/>
+            <w:hideMark/>
+          </w:tcPr>
+          <w:p>
+            <w:pPr>
+              <w:pStyle w:val="Compact"/>
+              <w:bidi/>
+            </w:pPr>
+            <w:r>
+              <w:rPr>
+                <w:rtl/>
+              </w:rPr>
+              <w:t>بناء الكيانات</w:t>
+            </w:r>
+            <w:r>
+              <w:t xml:space="preserve"> + </w:t>
+            </w:r>
+            <w:proofErr w:type="spellStart"/>
+            <w:r>
+              <w:t>DbContext</w:t>
+            </w:r>
+            <w:proofErr w:type="spellEnd"/>
+          </w:p>
+        </w:tc>
+        <w:tc>
+          <w:tcPr>
+            <w:tcW w:w="0" w:type="auto"/>
+            <w:vAlign w:val="center"/>
+            <w:hideMark/>
+          </w:tcPr>
+          <w:p>
+            <w:pPr>
+              <w:pStyle w:val="Compact"/>
+              <w:bidi/>
+            </w:pPr>
+            <w:r>
+              <w:rPr>
+                <w:rtl/>
+              </w:rPr>
+              <w:t>أساس البيانات</w:t>
+            </w:r>
+          </w:p>
+        </w:tc>
+      </w:tr>
+      <w:tr>
+        <w:trPr>
+          <w:trHeight w:val="474"/>
+          <w:tblCellSpacing w:w="15" w:type="dxa"/>
+          <w:jc w:val="center"/>
+        </w:trPr>
+        <w:tc>
+          <w:tcPr>
+            <w:tcW w:w="0" w:type="auto"/>
+            <w:vAlign w:val="center"/>
+            <w:hideMark/>
+          </w:tcPr>
+          <w:p>
+            <w:pPr>
+              <w:pStyle w:val="Compact"/>
+              <w:bidi/>
+            </w:pPr>
+            <w:r>
+              <w:t>2</w:t>
+            </w:r>
+          </w:p>
+        </w:tc>
+        <w:tc>
+          <w:tcPr>
+            <w:tcW w:w="0" w:type="auto"/>
+            <w:vAlign w:val="center"/>
+            <w:hideMark/>
+          </w:tcPr>
+          <w:p>
+            <w:pPr>
+              <w:pStyle w:val="Compact"/>
+              <w:bidi/>
+            </w:pPr>
+            <w:r>
+              <w:rPr>
+                <w:rtl/>
+              </w:rPr>
+              <w:t>إعداد الطبقات الثلاث</w:t>
+            </w:r>
+          </w:p>
+        </w:tc>
+        <w:tc>
+          <w:tcPr>
+            <w:tcW w:w="0" w:type="auto"/>
+            <w:vAlign w:val="center"/>
+            <w:hideMark/>
+          </w:tcPr>
+          <w:p>
+            <w:pPr>
+              <w:pStyle w:val="Compact"/>
+              <w:bidi/>
+            </w:pPr>
+            <w:r>
+              <w:rPr>
+                <w:rtl/>
+              </w:rPr>
+              <w:t>تنظيم الكود وسهولة التوسعة</w:t>
+            </w:r>
+          </w:p>
+        </w:tc>
+      </w:tr>
+      <w:tr>
+        <w:trPr>
+          <w:trHeight w:val="462"/>
+          <w:tblCellSpacing w:w="15" w:type="dxa"/>
+          <w:jc w:val="center"/>
+        </w:trPr>
+        <w:tc>
+          <w:tcPr>
+            <w:tcW w:w="0" w:type="auto"/>
+            <w:vAlign w:val="center"/>
+            <w:hideMark/>
+          </w:tcPr>
+          <w:p>
+            <w:pPr>
+              <w:pStyle w:val="Compact"/>
+              <w:bidi/>
+            </w:pPr>
+            <w:r>
+              <w:t>3</w:t>
+            </w:r>
+          </w:p>
+        </w:tc>
+        <w:tc>
+          <w:tcPr>
+            <w:tcW w:w="0" w:type="auto"/>
+            <w:vAlign w:val="center"/>
+            <w:hideMark/>
+          </w:tcPr>
+          <w:p>
+            <w:pPr>
+              <w:pStyle w:val="Compact"/>
+              <w:bidi/>
+            </w:pPr>
+            <w:r>
+              <w:rPr>
+                <w:rtl/>
+              </w:rPr>
+              <w:t>تنفيذ وحدة واحدة كاملة</w:t>
+            </w:r>
+            <w:r>
+              <w:t xml:space="preserve"> (</w:t>
+            </w:r>
+            <w:r>
+              <w:rPr>
+                <w:rtl/>
+              </w:rPr>
+              <w:t>مثال</w:t>
+            </w:r>
+            <w:r>
+              <w:t>: Product)</w:t>
+            </w:r>
+          </w:p>
+        </w:tc>
+        <w:tc>
+          <w:tcPr>
+            <w:tcW w:w="0" w:type="auto"/>
+            <w:vAlign w:val="center"/>
+            <w:hideMark/>
+          </w:tcPr>
+          <w:p>
+            <w:pPr>
+              <w:pStyle w:val="Compact"/>
+              <w:bidi/>
+            </w:pPr>
+            <w:r>
+              <w:rPr>
+                <w:rtl/>
+              </w:rPr>
+              <w:t>اختبار المنظومة</w:t>
+            </w:r>
+          </w:p>
+        </w:tc>
+      </w:tr>
+      <w:tr>
+        <w:trPr>
+          <w:trHeight w:val="474"/>
+          <w:tblCellSpacing w:w="15" w:type="dxa"/>
+          <w:jc w:val="center"/>
+        </w:trPr>
+        <w:tc>
+          <w:tcPr>
+            <w:tcW w:w="0" w:type="auto"/>
+            <w:vAlign w:val="center"/>
+            <w:hideMark/>
+          </w:tcPr>
+          <w:p>
+            <w:pPr>
+              <w:pStyle w:val="Compact"/>
+              <w:bidi/>
+            </w:pPr>
+            <w:r>
+              <w:t>4</w:t>
+            </w:r>
+          </w:p>
+        </w:tc>
+        <w:tc>
+          <w:tcPr>
+            <w:tcW w:w="0" w:type="auto"/>
+            <w:vAlign w:val="center"/>
+            <w:hideMark/>
+          </w:tcPr>
+          <w:p>
+            <w:pPr>
+              <w:pStyle w:val="Compact"/>
+              <w:bidi/>
+            </w:pPr>
+            <w:r>
+              <w:rPr>
+                <w:rtl/>
+              </w:rPr>
+              <w:t>توليد أو ربط</w:t>
+            </w:r>
+            <w:r>
+              <w:t xml:space="preserve"> Views </w:t>
+            </w:r>
+            <w:r>
+              <w:rPr>
+                <w:rtl/>
+              </w:rPr>
+              <w:t>تلقائيًا</w:t>
+            </w:r>
+          </w:p>
+        </w:tc>
+        <w:tc>
+          <w:tcPr>
+            <w:tcW w:w="0" w:type="auto"/>
+            <w:vAlign w:val="center"/>
+            <w:hideMark/>
+          </w:tcPr>
+          <w:p>
+            <w:pPr>
+              <w:pStyle w:val="Compact"/>
+              <w:bidi/>
+            </w:pPr>
+            <w:r>
+              <w:rPr>
+                <w:rtl/>
+              </w:rPr>
+              <w:t>تقليل الجهد في الواجهة</w:t>
+            </w:r>
+          </w:p>
+        </w:tc>
+      </w:tr>
+      <w:tr>
+        <w:trPr>
+          <w:trHeight w:val="474"/>
+          <w:tblCellSpacing w:w="15" w:type="dxa"/>
+          <w:jc w:val="center"/>
+        </w:trPr>
+        <w:tc>
+          <w:tcPr>
+            <w:tcW w:w="0" w:type="auto"/>
+            <w:vAlign w:val="center"/>
+            <w:hideMark/>
+          </w:tcPr>
+          <w:p>
+            <w:pPr>
+              <w:pStyle w:val="Compact"/>
+              <w:bidi/>
+            </w:pPr>
+            <w:r>
+              <w:t>5</w:t>
+            </w:r>
+          </w:p>
+        </w:tc>
+        <w:tc>
+          <w:tcPr>
+            <w:tcW w:w="0" w:type="auto"/>
+            <w:vAlign w:val="center"/>
+            <w:hideMark/>
+          </w:tcPr>
+          <w:p>
+            <w:pPr>
+              <w:pStyle w:val="Compact"/>
+              <w:bidi/>
+            </w:pPr>
+            <w:r>
+              <w:rPr>
+                <w:rtl/>
+              </w:rPr>
+              <w:t>تكرار البناء على باقي الكيانات</w:t>
+            </w:r>
+          </w:p>
+        </w:tc>
+        <w:tc>
+          <w:tcPr>
+            <w:tcW w:w="0" w:type="auto"/>
+            <w:vAlign w:val="center"/>
+            <w:hideMark/>
+          </w:tcPr>
+          <w:p>
+            <w:pPr>
+              <w:pStyle w:val="Compact"/>
+              <w:bidi/>
+            </w:pPr>
+            <w:r>
+              <w:rPr>
+                <w:rtl/>
+              </w:rPr>
+              <w:t>تسريع التطوير</w:t>
+            </w:r>
+          </w:p>
+        </w:tc>
+      </w:tr>
+    </w:tbl>
+    <w:p>
+      <w:pPr>
+        <w:pStyle w:val="Compact"/>
+        <w:bidi/>
+      </w:pPr>
     </w:p>
     <w:sectPr>
       <w:footnotePr>
